--- a/examples/profile/report-bns.docx
+++ b/examples/profile/report-bns.docx
@@ -290,7 +290,7 @@
                     <pic:cNvPicPr/>
                   </pic:nvPicPr>
                   <pic:blipFill>
-                    <a:blip xmlns:r="http://schemas.openxmlformats.org/officeDocument/2006/relationships" r:embed="Rc06fd921611f4290"/>
+                    <a:blip xmlns:r="http://schemas.openxmlformats.org/officeDocument/2006/relationships" r:embed="Rb7eea31237f3409f"/>
                     <a:stretch>
                       <a:fillRect/>
                     </a:stretch>

--- a/examples/profile/report-bns.docx
+++ b/examples/profile/report-bns.docx
@@ -290,7 +290,7 @@
                     <pic:cNvPicPr/>
                   </pic:nvPicPr>
                   <pic:blipFill>
-                    <a:blip xmlns:r="http://schemas.openxmlformats.org/officeDocument/2006/relationships" r:embed="Rb7eea31237f3409f"/>
+                    <a:blip xmlns:r="http://schemas.openxmlformats.org/officeDocument/2006/relationships" r:embed="R9b45cc7a08244ea6"/>
                     <a:stretch>
                       <a:fillRect/>
                     </a:stretch>

--- a/examples/profile/report-bns.docx
+++ b/examples/profile/report-bns.docx
@@ -290,7 +290,7 @@
                     <pic:cNvPicPr/>
                   </pic:nvPicPr>
                   <pic:blipFill>
-                    <a:blip xmlns:r="http://schemas.openxmlformats.org/officeDocument/2006/relationships" r:embed="R9b45cc7a08244ea6"/>
+                    <a:blip xmlns:r="http://schemas.openxmlformats.org/officeDocument/2006/relationships" r:embed="R8f109f84f00e4bb9"/>
                     <a:stretch>
                       <a:fillRect/>
                     </a:stretch>

--- a/examples/profile/report-bns.docx
+++ b/examples/profile/report-bns.docx
@@ -290,7 +290,7 @@
                     <pic:cNvPicPr/>
                   </pic:nvPicPr>
                   <pic:blipFill>
-                    <a:blip xmlns:r="http://schemas.openxmlformats.org/officeDocument/2006/relationships" r:embed="R8f109f84f00e4bb9"/>
+                    <a:blip xmlns:r="http://schemas.openxmlformats.org/officeDocument/2006/relationships" r:embed="R6bbb78b575454799"/>
                     <a:stretch>
                       <a:fillRect/>
                     </a:stretch>
